--- a/interviews/interviews/Hashmaps.docx
+++ b/interviews/interviews/Hashmaps.docx
@@ -265,7 +265,7 @@
         <w:rPr>
           <w:lang w:val="en-IN"/>
         </w:rPr>
-        <w:t>hashmap</w:t>
+        <w:t>hashcode</w:t>
       </w:r>
       <w:proofErr w:type="spellEnd"/>
       <w:r>
@@ -332,7 +332,7 @@
           <w:bCs/>
           <w:lang w:val="en-IN"/>
         </w:rPr>
-        <w:t>Hashmap</w:t>
+        <w:t>hashcode</w:t>
       </w:r>
       <w:proofErr w:type="spellEnd"/>
       <w:r>
@@ -341,7 +341,31 @@
           <w:bCs/>
           <w:lang w:val="en-IN"/>
         </w:rPr>
-        <w:t xml:space="preserve"> can be overridden without quals being overridden. But that doesn’t make sense. </w:t>
+        <w:t xml:space="preserve"> </w:t>
+      </w:r>
+      <w:r>
+        <w:rPr>
+          <w:b/>
+          <w:bCs/>
+          <w:lang w:val="en-IN"/>
+        </w:rPr>
+        <w:t xml:space="preserve">can be overridden without </w:t>
+      </w:r>
+      <w:r>
+        <w:rPr>
+          <w:b/>
+          <w:bCs/>
+          <w:lang w:val="en-IN"/>
+        </w:rPr>
+        <w:t>e</w:t>
+      </w:r>
+      <w:r>
+        <w:rPr>
+          <w:b/>
+          <w:bCs/>
+          <w:lang w:val="en-IN"/>
+        </w:rPr>
+        <w:t xml:space="preserve">quals being overridden. But that doesn’t make sense. </w:t>
       </w:r>
     </w:p>
     <w:sectPr>
